--- a/OrbaTech-Technical-Evaluation-Report.docx
+++ b/OrbaTech-Technical-Evaluation-Report.docx
@@ -2570,6 +2570,14 @@
     </w:p>
     <w:p>
       <w:pPr>
+        <w:pStyle w:val="IntenseQuote"/>
+      </w:pPr>
+      <w:r>
+        <w:t>Note: This matrix is a directional market scan, not an audit-grade comparison. Competitor data is derived from publicly available vendor documentation and may not reflect the latest product changes. Scores are approximate and intended to illustrate relative positioning, not to serve as definitive benchmarks.</w:t>
+      </w:r>
+    </w:p>
+    <w:p>
+      <w:pPr>
         <w:pStyle w:val="Heading2"/>
       </w:pPr>
       <w:r>
@@ -2649,7 +2657,7 @@
                 <w:b/>
                 <w:sz w:val="20"/>
               </w:rPr>
-              <w:t>API Provisioning</w:t>
+              <w:t>Admin/Config APIs</w:t>
             </w:r>
           </w:p>
         </w:tc>
@@ -2731,7 +2739,7 @@
               <w:rPr>
                 <w:sz w:val="20"/>
               </w:rPr>
-              <w:t>None. No provisioning API exposed.</w:t>
+              <w:t>None. No admin configuration API exposed.</w:t>
             </w:r>
           </w:p>
         </w:tc>
@@ -2811,7 +2819,7 @@
               <w:rPr>
                 <w:sz w:val="20"/>
               </w:rPr>
-              <w:t>Yes. Salesforce Metadata API, Tooling API.</w:t>
+              <w:t>Yes. Metadata API and Tooling API for in-org configuration and customization.</w:t>
             </w:r>
           </w:p>
         </w:tc>
@@ -2891,7 +2899,7 @@
               <w:rPr>
                 <w:sz w:val="20"/>
               </w:rPr>
-              <w:t>Yes. HubSpot API for account management.</w:t>
+              <w:t>Yes. Account info and user provisioning APIs for in-account administration.</w:t>
             </w:r>
           </w:p>
         </w:tc>
@@ -2971,7 +2979,7 @@
               <w:rPr>
                 <w:sz w:val="20"/>
               </w:rPr>
-              <w:t>Yes. Zoho REST APIs.</w:t>
+              <w:t>Yes. REST APIs for in-org user and role management.</w:t>
             </w:r>
           </w:p>
         </w:tc>
@@ -3051,7 +3059,7 @@
               <w:rPr>
                 <w:sz w:val="20"/>
               </w:rPr>
-              <w:t>Yes. REST API.</w:t>
+              <w:t>Yes. REST API for in-account configuration.</w:t>
             </w:r>
           </w:p>
         </w:tc>
@@ -3131,7 +3139,7 @@
               <w:rPr>
                 <w:sz w:val="20"/>
               </w:rPr>
-              <w:t>Yes. REST API.</w:t>
+              <w:t>Yes. REST API for in-account administration.</w:t>
             </w:r>
           </w:p>
         </w:tc>
@@ -3211,7 +3219,7 @@
               <w:rPr>
                 <w:sz w:val="20"/>
               </w:rPr>
-              <w:t>Yes. GraphQL API.</w:t>
+              <w:t>Yes. GraphQL API for in-account data and app management.</w:t>
             </w:r>
           </w:p>
         </w:tc>
@@ -4150,7 +4158,7 @@
               <w:rPr>
                 <w:sz w:val="20"/>
               </w:rPr>
-              <w:t>No data export or deletion tooling for GDPR/PIPEDA compliance.</w:t>
+              <w:t>Account-level personal data export (PersonalData.json) and self-deletion flow exist via ASP.NET Core Identity pages. No tenant-wide CRM data export, bulk deletion, audit logging, or formal compliance posture.</w:t>
             </w:r>
           </w:p>
         </w:tc>
@@ -4163,7 +4171,7 @@
               <w:rPr>
                 <w:sz w:val="20"/>
               </w:rPr>
-              <w:t>None. No compliance readiness.</w:t>
+              <w:t>Minimal. Account-level privacy pages only.</w:t>
             </w:r>
           </w:p>
         </w:tc>
@@ -5950,7 +5958,7 @@
               <w:rPr>
                 <w:sz w:val="20"/>
               </w:rPr>
-              <w:t>None. No API documentation. Stored procedures have inline comments only.</w:t>
+              <w:t>Dev-only Swagger/OpenAPI surface for mapped controllers (auto-generated, not maintained). No published partner/user API documentation or integration guide.</w:t>
             </w:r>
           </w:p>
         </w:tc>
@@ -10328,7 +10336,48 @@
               <w:rPr>
                 <w:sz w:val="20"/>
               </w:rPr>
-              <w:t>Revised per Loyal Opposition (Codex) review: (1) Corrected testing assessment to acknowledge existing test project with xUnit/bUnit/Testcontainers/FsCheck. (2) Corrected multi-tenant section to acknowledge existing EF Core global query filters and identify IgnoreQueryFilters() bypass pattern as the actual risk. (3) Corrected attachment security finding to acknowledge existing path traversal protection in AttachmentService. (4) Rephrased code review finding to avoid unsupported inference about PR workflow. (5) Added Annex C to separate repo-backed findings from external market research. (6) Added Section 8: Detailed Feature Comparison Matrix covering provisioning, billing, compliance, integrations, documentation, and architecture. (7) Added two additional competitors (Freshsales, Monday CRM). (8) Updated Testing score from 2/10 to 4/10.</w:t>
+              <w:t>Revised per Codex review round 1: (1) Corrected testing assessment. (2) Corrected EF Core global query filters. (3) Corrected attachment security. (4) Rephrased code review finding. (5) Added Annex C. (6) Added Section 8 feature matrix. (7) Added Freshsales and Monday CRM. (8) Testing score 2→10.</w:t>
+            </w:r>
+          </w:p>
+        </w:tc>
+      </w:tr>
+      <w:tr>
+        <w:tc>
+          <w:tcPr>
+            <w:tcW w:type="dxa" w:w="2880"/>
+          </w:tcPr>
+          <w:p>
+            <w:r>
+              <w:rPr>
+                <w:sz w:val="20"/>
+              </w:rPr>
+              <w:t>2.1</w:t>
+            </w:r>
+          </w:p>
+        </w:tc>
+        <w:tc>
+          <w:tcPr>
+            <w:tcW w:type="dxa" w:w="2880"/>
+          </w:tcPr>
+          <w:p>
+            <w:r>
+              <w:rPr>
+                <w:sz w:val="20"/>
+              </w:rPr>
+              <w:t>April 7, 2026</w:t>
+            </w:r>
+          </w:p>
+        </w:tc>
+        <w:tc>
+          <w:tcPr>
+            <w:tcW w:type="dxa" w:w="2880"/>
+          </w:tcPr>
+          <w:p>
+            <w:r>
+              <w:rPr>
+                <w:sz w:val="20"/>
+              </w:rPr>
+              <w:t>Revised per Codex review round 2: (1) Renamed 'API Provisioning' column to 'Admin/Config APIs' to distinguish in-tenant configuration APIs from top-level tenant creation (P1 finding). (2) Corrected OrbaTech documentation row to acknowledge dev-only Swagger/OpenAPI surface for mapped controllers. (3) Corrected OrbaTech compliance row to acknowledge account-level personal data export and self-deletion pages (ASP.NET Core Identity). (4) Added directional market scan disclaimer to Section 8. (5) Section 8 explicitly labeled as directional research, not audit-grade comparison.</w:t>
             </w:r>
           </w:p>
         </w:tc>
